--- a/javoblar/048.docx
+++ b/javoblar/048.docx
@@ -79,7 +79,7 @@
         <w:spacing w:after="40"/>
       </w:pPr>
       <w:r>
-        <w:t xml:space="preserve">zararlangan kananni qo'l bilan ezib tashlash orqali;</w:t>
+        <w:t xml:space="preserve">zararlangan kanani qo'l bilan ezib tashlaganda teri orqali;</w:t>
       </w:r>
     </w:p>
     <w:p>
@@ -132,7 +132,7 @@
         <w:jc w:val="both"/>
       </w:pPr>
       <w:r>
-        <w:t xml:space="preserve">KKGLga tashxis klinik, epidemiologik va laboratoriya ma'lumotlari asosida qo'yiladi. Epidemiologik anamnezda kana chaqishi, chorva bilan kontakt yoki tabiiy o'choqqa tashrif muhim ahamiyatga ega. Laboratoriya tashxisi maxsus, yuqori biologik xavfsizlik darajasidagi laboratoriyalarda o'tkaziladi va quyidagilarni o'z ichiga oladi: molekulyar usul (PZR orqali virus RNKsini aniqlash) — erta bosqichda; serologik usul (IFA orqali IgM va IgG antitelolarni aniqlash). Namunalar olishda va tashishda biologik xavfsizlik qoidalariga qat'iy rioya qilinadi, chunki material yuqori darajada yuqtiruvchi [1][2]. Klinik jihatdan kasallik to'rt bosqichda — inkubatsion, pregemorragik, gemorragik va sog'ayish davrlarida kechadi; gemorragik bosqichda teri va shilliq qavatlardan, ichki a'zolardan qon ketishi kuzatiladi va aynan shu davr eng xavfli hisoblanadi. Erta tashxis bemorni o'z vaqtida izolyatsiya qilish va davolashni boshlash hamda atrofdagilarni himoya qilish imkonini beradi.</w:t>
+        <w:t xml:space="preserve">KKGLga tashxis klinik, epidemiologik va laboratoriya ma'lumotlari asosida qo'yiladi. Epidemiologik anamnezda kana chaqishi, chorva mollari bilan kontakt yoki tabiiy o'choq hududiga tashrif haqidagi ma'lumot muhim ahamiyatga ega. Laboratoriya tashxisi maxsus, yuqori biologik xavfsizlik darajasidagi laboratoriyalarda o'tkaziladi va quyidagilarni o'z ichiga oladi: molekulyar usul (PZR orqali virus RNKsini aniqlash) — erta bosqichda; serologik usul (IFA orqali IgM va IgG antitelolarni aniqlash). Namunalar olishda va tashishda biologik xavfsizlik qoidalariga qat'iy rioya qilinadi, chunki material yuqori darajada yuqtiruvchi [1][2]. Klinik jihatdan kasallik to'rt bosqichda — inkubatsion, pregemorragik, gemorragik va sog'ayish davrlarida kechadi; gemorragik bosqichda teri va shilliq qavatlardan, ichki a'zolardan qon ketishi kuzatiladi va aynan shu davr eng xavfli hisoblanadi. Erta tashxis bemorni o'z vaqtida izolyatsiya qilish va davolashni boshlash hamda atrofdagilarni himoya qilish imkonini beradi.</w:t>
       </w:r>
     </w:p>
     <w:p>

--- a/javoblar/048.docx
+++ b/javoblar/048.docx
@@ -8,7 +8,7 @@
         <w:spacing w:after="200"/>
       </w:pPr>
       <w:r>
-        <w:t xml:space="preserve">48. KKGL kasalligining tashxisi, epidemiologiyasi va profilaktikasi. Epidemiyaga qarshi chora-tadbirlarni rejalashtirish</w:t>
+        <w:t xml:space="preserve">48. Qorin tifida bemor bilan muloqotda bo'lgan shaxslarga nisbatan o'tkaziladigan tadbirlar. Epidemiyaga qarshi chora-tadbirlarni rejalashtirish</w:t>
       </w:r>
     </w:p>
     <w:p>
@@ -17,7 +17,7 @@
         <w:jc w:val="both"/>
       </w:pPr>
       <w:r>
-        <w:t xml:space="preserve">Qrim-Kongo gemorragik isitmasi (KKGL) — KKGL virusi (CCHFV) keltirib chiqaradigan o'ta xavfli tabiiy o'choqli virusli gemorragik isitma bo'lib, u yuqori isitma, intoksikatsiya va gemorragik sindrom (qon ketishlar) bilan kechadi. Kasallik transmissiv mexanizm orqali, asosan Hyalomma avlodiga mansub kanalar chaqishi orqali yuqadi [2]. KKGL o'lim darajasi yuqori — JSST ma'lumotiga ko'ra taxminan 10–40% bo'lgan, o'ta xavfli yuqumli kasalliklar qatoriga kiruvchi kasallikdir [2]. O'zbekistonda KKGLga qarshi kurash SSV ning 2016-yil 16-maydagi 226-sonli buyrug'i bilan tartibga solingan [1].</w:t>
+        <w:t xml:space="preserve">Qorin tifi (ich terlama) — Salmonella Typhi keltirib chiqaradigan antroponoz ichak infeksiyasi bo'lib, u fekal-oral mexanizm orqali yuqadi. Kasallik o'chog'ida nafaqat bemor, balki u bilan muloqotda bo'lgan shaxslarga nisbatan ham tegishli chora-tadbirlar o'tkaziladi, chunki ular ham zararlangan yoki yashirin tashuvchi bo'lishi mumkin. O'zbekistonda bu tadbirlar SSV ning 2015-yil 25-martdagi 122-sonli buyrug'i bilan tartibga solingan [1]. Muloqotdagilarga qaratilgan choralar epidemiyaga qarshi ishning muhim qismi bo'lib, infeksiyaning yanada tarqalishining oldini olishga xizmat qiladi [2]. Ich terlamada bu choralar ayniqsa dolzarb, chunki kasallikning yashirin shakllari va surunkali tashuvchilik ko'p uchraydi, bu esa aniqlanmay qolgan manbalar xavfini oshiradi.</w:t>
       </w:r>
     </w:p>
     <w:p>
@@ -26,7 +26,7 @@
         <w:spacing w:after="80" w:before="160"/>
       </w:pPr>
       <w:r>
-        <w:t xml:space="preserve">Etiologiya va tabiiy o'choq</w:t>
+        <w:t xml:space="preserve">Muloqotda bo'lganlarni aniqlash</w:t>
       </w:r>
     </w:p>
     <w:p>
@@ -35,7 +35,7 @@
         <w:jc w:val="both"/>
       </w:pPr>
       <w:r>
-        <w:t xml:space="preserve">Qo'zg'atuvchi — Nayrovirus avlodiga mansub RNK saqlovchi KKGL virusi. Kasallik tabiiy o'choqli bo'lib, virusning tabiatdagi aylanishida kanalar (asosiy rezervuar va tashuvchi) hamda yovvoyi va uy hayvonlari (qoramol, qo'y, echki, quyon) ishtirok etadi. Hayvonlar virus bilan zararlanganda kasallanmaydi, biroq ularda qisqa muddatli viremiya kuzatiladi va ular kanalarni zararlantiradi. O'zbekistonda KKGL tabiiy o'choqlari mavjud bo'lib, ular doimiy epidemiologik nazoratni talab qiladi [1]. Tabiiy o'choqlilik ta'limoti (Y.N. Pavlovskiy) KKGL misolida yaqqol namoyon bo'ladi: virus tabiatda kanalar va hayvonlar o'rtasida odam ishtirokisiz ham aylanadi, odam esa bu tabiiy siklga tasodifan qo'shiladi. Shu bois KKGLni to'liq yo'q qilib bo'lmaydi, uni faqat nazorat ostida ushlab turish mumkin. Kasallanish mavsumiy — kanalar faol bo'lgan bahor-yoz oylarida ko'tariladi va asosan chorvachilik bilan shug'ullanuvchi qishloq aholisi orasida uchraydi. (O'zbekistonga xos aniq kasallanish ko'rsatkichlari manbada tasdiqlanmagani uchun keltirilmadi.)</w:t>
+        <w:t xml:space="preserve">Dastlab epidemiologik tekshiruv o'tkazilib, bemor bilan muloqotda bo'lgan shaxslar doirasi aniqlanadi. Bunga bemor bilan bir uyda yashaganlar, umumiy suv manbai yoki oziq-ovqatdan birga foydalanganlar, bemorga ovqat tayyorlagan shaxslar hamda bemor bilan yaqin kontaktda bo'lgan boshqa shaxslar kiradi. Qorin tifida yuqish ko'pincha umumiy suv yoki oziq-ovqat bilan bog'liq bo'lgani uchun muloqotdagilar doirasi ana shu umumiy omil — bir suv manbai yoki bir ovqatlanish joyi asosida belgilanadi, bu uy a'zolari doirasidan kengroq bo'lishi mumkin. Muloqotda bo'lganlarning ro'yxati tuzilib, ular hisobga olinadi [1]. Muloqotdagilar doirasini to'g'ri belgilash o'choq chegarasini aniqlash bilan uzviy bog'liq: agar chegara tor belgilansa, ayrim zararlangan shaxslar kuzatuvdan tashqarida qolib, infeksiya tarqalishda davom etadi; aksincha, haddan tashqari keng belgilansa, resurslar behuda sarflanadi. Shu bois muloqotdagilar doirasi epidemiologik tekshiruv va to'g'ri epidemiologik tashxis asosida aniqlanadi. Ich terlamada bu ayniqsa muhim, chunki kasallikning yashirin va yengil shakllari ko'p uchraydi.</w:t>
       </w:r>
     </w:p>
     <w:p>
@@ -44,7 +44,7 @@
         <w:spacing w:after="80" w:before="160"/>
       </w:pPr>
       <w:r>
-        <w:t xml:space="preserve">Yuqish yo'llari</w:t>
+        <w:t xml:space="preserve">Muloqotdagilarga nisbatan tadbirlar</w:t>
       </w:r>
     </w:p>
     <w:p>
@@ -53,7 +53,7 @@
         <w:jc w:val="both"/>
       </w:pPr>
       <w:r>
-        <w:t xml:space="preserve">KKGL odamga bir necha yo'l bilan yuqadi:</w:t>
+        <w:t xml:space="preserve">Qorin tifi o'chog'ida muloqotda bo'lganlarga nisbatan quyidagi tadbirlar o'tkaziladi:</w:t>
       </w:r>
     </w:p>
     <w:p>
@@ -61,12 +61,12 @@
         <w:pStyle w:val="ListParagraph"/>
         <w:numPr>
           <w:ilvl w:val="0"/>
-          <w:numId w:val="2"/>
+          <w:numId w:val="101"/>
         </w:numPr>
         <w:spacing w:after="40"/>
       </w:pPr>
       <w:r>
-        <w:t xml:space="preserve">kana chaqishi orqali — asosiy yo'l (Hyalomma kanalari);</w:t>
+        <w:t xml:space="preserve">tibbiy kuzatuvga olish — maksimal inkubatsion davr (ich terlamada uzoq) mobaynida harorat o'lchash va sog'lig'ini nazorat qilish;</w:t>
       </w:r>
     </w:p>
     <w:p>
@@ -74,12 +74,12 @@
         <w:pStyle w:val="ListParagraph"/>
         <w:numPr>
           <w:ilvl w:val="0"/>
-          <w:numId w:val="2"/>
+          <w:numId w:val="101"/>
         </w:numPr>
         <w:spacing w:after="40"/>
       </w:pPr>
       <w:r>
-        <w:t xml:space="preserve">zararlangan kanani qo'l bilan ezib tashlaganda teri orqali;</w:t>
+        <w:t xml:space="preserve">bakteriologik tekshiruv — najas va siydikdan qo'zg'atuvchini ajratishga tekshirish, tashuvchilarni aniqlash maqsadida;</w:t>
       </w:r>
     </w:p>
     <w:p>
@@ -87,12 +87,12 @@
         <w:pStyle w:val="ListParagraph"/>
         <w:numPr>
           <w:ilvl w:val="0"/>
-          <w:numId w:val="2"/>
+          <w:numId w:val="101"/>
         </w:numPr>
         <w:spacing w:after="40"/>
       </w:pPr>
       <w:r>
-        <w:t xml:space="preserve">kasal hayvonning qoni, to'qimasi bilan kontaktda (chorvador, qassob, veterinar uchun xavf);</w:t>
+        <w:t xml:space="preserve">serologik tekshiruv — ko'rsatma bo'yicha qonda antitelolarni aniqlash;</w:t>
       </w:r>
     </w:p>
     <w:p>
@@ -100,57 +100,12 @@
         <w:pStyle w:val="ListParagraph"/>
         <w:numPr>
           <w:ilvl w:val="0"/>
-          <w:numId w:val="2"/>
+          <w:numId w:val="101"/>
         </w:numPr>
         <w:spacing w:after="40"/>
       </w:pPr>
       <w:r>
-        <w:t xml:space="preserve">kasal odamning qoni va biologik suyuqliklari bilan kontaktda — nozokomial (shifoxona ichi) yuqish, bu tibbiy xodimlar uchun jiddiy xavf tug'diradi.</w:t>
-      </w:r>
-    </w:p>
-    <w:p>
-      <w:pPr>
-        <w:spacing w:after="120"/>
-        <w:jc w:val="both"/>
-      </w:pPr>
-      <w:r>
-        <w:t xml:space="preserve">JSST ma'lumotiga ko'ra, kana chaqishidan keyin inkubatsion davr odatda 1–3 kun (maksimal 9 kun), zararlangan qon yoki to'qima bilan kontaktdan keyin esa 5–6 kun (maksimal 13 kun) ni tashkil etadi [2].</w:t>
-      </w:r>
-    </w:p>
-    <w:p>
-      <w:pPr>
-        <w:pStyle w:val="Heading2"/>
-        <w:spacing w:after="80" w:before="160"/>
-      </w:pPr>
-      <w:r>
-        <w:t xml:space="preserve">Tashxis</w:t>
-      </w:r>
-    </w:p>
-    <w:p>
-      <w:pPr>
-        <w:spacing w:after="120"/>
-        <w:jc w:val="both"/>
-      </w:pPr>
-      <w:r>
-        <w:t xml:space="preserve">KKGLga tashxis klinik, epidemiologik va laboratoriya ma'lumotlari asosida qo'yiladi. Epidemiologik anamnezda kana chaqishi, chorva mollari bilan kontakt yoki tabiiy o'choq hududiga tashrif haqidagi ma'lumot muhim ahamiyatga ega. Laboratoriya tashxisi maxsus, yuqori biologik xavfsizlik darajasidagi laboratoriyalarda o'tkaziladi va quyidagilarni o'z ichiga oladi: molekulyar usul (PZR orqali virus RNKsini aniqlash) — erta bosqichda; serologik usul (IFA orqali IgM va IgG antitelolarni aniqlash). Namunalar olishda va tashishda biologik xavfsizlik qoidalariga qat'iy rioya qilinadi, chunki material yuqori darajada yuqtiruvchi [1][2]. Klinik jihatdan kasallik to'rt bosqichda — inkubatsion, pregemorragik, gemorragik va sog'ayish davrlarida kechadi; gemorragik bosqichda teri va shilliq qavatlardan, ichki a'zolardan qon ketishi kuzatiladi va aynan shu davr eng xavfli hisoblanadi. Erta tashxis bemorni o'z vaqtida izolyatsiya qilish va davolashni boshlash hamda atrofdagilarni himoya qilish imkonini beradi.</w:t>
-      </w:r>
-    </w:p>
-    <w:p>
-      <w:pPr>
-        <w:pStyle w:val="Heading2"/>
-        <w:spacing w:after="80" w:before="160"/>
-      </w:pPr>
-      <w:r>
-        <w:t xml:space="preserve">Profilaktika</w:t>
-      </w:r>
-    </w:p>
-    <w:p>
-      <w:pPr>
-        <w:spacing w:after="120"/>
-        <w:jc w:val="both"/>
-      </w:pPr>
-      <w:r>
-        <w:t xml:space="preserve">KKGL profilaktikasi, keng qo'llaniladigan vaksina mavjud bo'lmagani uchun, asosan nospetsifik choralardan iborat. Asosiy profilaktik tadbirlar:</w:t>
+        <w:t xml:space="preserve">shoshilinch profilaktika — ko'rsatma bo'yicha ich terlama bakteriofagini berish;</w:t>
       </w:r>
     </w:p>
     <w:p>
@@ -158,64 +113,12 @@
         <w:pStyle w:val="ListParagraph"/>
         <w:numPr>
           <w:ilvl w:val="0"/>
-          <w:numId w:val="2"/>
+          <w:numId w:val="101"/>
         </w:numPr>
         <w:spacing w:after="40"/>
       </w:pPr>
       <w:r>
-        <w:t xml:space="preserve">kanalarga qarshi kurash (akaritsidlar bilan dezinseksiya, chorva mollarini kanadan tozalash);</w:t>
-      </w:r>
-    </w:p>
-    <w:p>
-      <w:pPr>
-        <w:pStyle w:val="ListParagraph"/>
-        <w:numPr>
-          <w:ilvl w:val="0"/>
-          <w:numId w:val="2"/>
-        </w:numPr>
-        <w:spacing w:after="40"/>
-      </w:pPr>
-      <w:r>
-        <w:t xml:space="preserve">aholini kana chaqishidan himoyalash (yopiq kiyim, repellentlar, tanani ko'zdan kechirish);</w:t>
-      </w:r>
-    </w:p>
-    <w:p>
-      <w:pPr>
-        <w:pStyle w:val="ListParagraph"/>
-        <w:numPr>
-          <w:ilvl w:val="0"/>
-          <w:numId w:val="2"/>
-        </w:numPr>
-        <w:spacing w:after="40"/>
-      </w:pPr>
-      <w:r>
-        <w:t xml:space="preserve">kanani qo'l bilan ezmasdan, to'g'ri olib tashlash qoidalarini targ'ib qilish;</w:t>
-      </w:r>
-    </w:p>
-    <w:p>
-      <w:pPr>
-        <w:pStyle w:val="ListParagraph"/>
-        <w:numPr>
-          <w:ilvl w:val="0"/>
-          <w:numId w:val="2"/>
-        </w:numPr>
-        <w:spacing w:after="40"/>
-      </w:pPr>
-      <w:r>
-        <w:t xml:space="preserve">chorvachilik va go'sht mahsulotlari bilan ishlashda himoya vositalaridan foydalanish;</w:t>
-      </w:r>
-    </w:p>
-    <w:p>
-      <w:pPr>
-        <w:pStyle w:val="ListParagraph"/>
-        <w:numPr>
-          <w:ilvl w:val="0"/>
-          <w:numId w:val="2"/>
-        </w:numPr>
-        <w:spacing w:after="40"/>
-      </w:pPr>
-      <w:r>
-        <w:t xml:space="preserve">tibbiy muassasalarda infeksion nazorat va shaxsiy himoya vositalari orqali nozokomial yuqishning oldini olish.</w:t>
+        <w:t xml:space="preserve">dekretlangan kontingentga mansub muloqotdagilarni ishdan vaqtincha chetlatish (tekshiruv natijasi olingunicha).</w:t>
       </w:r>
     </w:p>
     <w:p>
@@ -224,7 +127,7 @@
         <w:jc w:val="both"/>
       </w:pPr>
       <w:r>
-        <w:t xml:space="preserve">Kasal bilan kontaktda bo'lgan tibbiy xodimlar va yaqinlar maksimal inkubatsion davr mobaynida kuzatuvga olinadi [1][2]. KKGLning muhim epidemiologik xususiyati — uning nozokomial (shifoxona ichi) yuqish xavfidir: bemorning qoni va ajralmalari yuqori darajada yuqtiruvchi bo'lgani uchun tibbiy xodimlar, agar himoya vositalaridan to'g'ri foydalanmasa, zararlanishi mumkin. Shu bois KKGLga shubha qilingan har bir bemor bilan ishlashda to'liq himoya vositalari (xalat, qo'lqop, niqob, ko'zoynak) ishlatiladi va laboratoriya namunalari maxsus tartibda olinadi hamda tashiladi.</w:t>
+        <w:t xml:space="preserve">Agar muloqotdagilar orasida qo'zg'atuvchi tashuvchi aniqlansa, u hisobga olinadi, davolanadi va keyinchalik ham uzoq muddat nazoratda bo'ladi, chunki surunkali tashuvchilik yangi o'choqlar manbai bo'lishi mumkin [1][2]. Ich terlamaning muhim xususiyati — surunkali bakteriotashuvchilikning mavjudligi: ba'zi shaxslar qo'zg'atuvchini (ko'pincha o't pufagida) uzoq, ba'zan umrbod ajratib turadi. Shu bois muloqotdagilarni tekshirishdan asosiy maqsad — yangi bemorlarni emas, balki shunday yashirin tashuvchilarni aniqlashdir, chunki aynan ular aniqlanmay qolsa, kelajakda yangi epidemiyalar manbai bo'ladi.</w:t>
       </w:r>
     </w:p>
     <w:p>
@@ -233,7 +136,7 @@
         <w:spacing w:after="80" w:before="160"/>
       </w:pPr>
       <w:r>
-        <w:t xml:space="preserve">Epidemiyaga qarshi chora-tadbirlarni rejalashtirish</w:t>
+        <w:t xml:space="preserve">Kuzatuv muddati va mazmuni</w:t>
       </w:r>
     </w:p>
     <w:p>
@@ -242,7 +145,7 @@
         <w:jc w:val="both"/>
       </w:pPr>
       <w:r>
-        <w:t xml:space="preserve">KKGL o'ta xavfli kasallik bo'lgani uchun aniqlanganda yoki gumon qilinganda shoshilinch choralar ko'riladi: bemorni maxsus bo'limga (boksga) ajratish, qat'iy infeksion nazorat, bemor qoni va ajralmalari bilan ishlashda to'liq himoya vositalaridan foydalanish. Muloqotda bo'lganlar (ayniqsa tibbiy xodimlar) maksimal inkubatsion davr mobaynida kuzatiladi. Tabiiy o'choqlarda rejali tadbirlar — kana populyatsiyasini monitoring qilish, chorvada akaritsid ishlovi, aholi o'rtasida sanitariya-targ'ibot — oldindan rejalashtiriladi. Bu ish veterinariya xizmati bilan hamkorlikni va "Yagona salomatlik" (One Health) yondashuvini talab qiladi, chunki KKGL nazorati odam, hayvon va atrof-muhit salomatligini birgalikda ko'rib chiqishni talab etadi [1][2]. Kasallik aniqlangan taqdirda SSV va SEO-JSQ organlariga shoshilinch xabar beriladi, o'choqda epidemiologik tekshiruv o'tkazilib, infeksiya manbai (kana chaqishi joyi, zararlangan chorva) aniqlanadi. Tabiiy o'choqlarni rayonlashtirish va xavfli hududlarda aholini oldindan ogohlantirish profilaktikaning muhim qismidir.</w:t>
+        <w:t xml:space="preserve">Muloqotda bo'lganlar o'choq davomiyligiga mos — bir maksimal inkubatsion davr mobaynida kuzatiladi. Kuzatuv davomida ularning sog'lig'i, harorati va klinik belgilari nazorat qilinadi; agar kasallik belgilari paydo bo'lsa, shaxs ajratiladi va to'liq tekshiruvdan o'tkaziladi. Dekretlangan kontingentga (oziq-ovqat tayyorlash, suv ta'minoti, bolalar muassasalari xodimlari) mansub shaxslar bakteriologik tekshiruv salbiy natija bergunicha o'z ishiga qo'yilmaydi, chunki ular zararlangan taqdirda, oziq-ovqat yoki suv orqali ko'p sonli kasallanishga sabab bo'lishi mumkin [1]. Kuzatuv davomida muloqotdagilarga kasallikning dastlabki belgilari (isitma, bosh og'rig'i, holsizlik) to'g'risida ma'lumot beriladi va ular shu belgilar paydo bo'lganda darhol tibbiyot muassasasiga murojaat qilishlari uqtiriladi; bu bemorlarni erta aniqlash va ajratish imkonini beradi.</w:t>
       </w:r>
     </w:p>
     <w:p>
@@ -251,7 +154,7 @@
         <w:spacing w:after="80" w:before="160"/>
       </w:pPr>
       <w:r>
-        <w:t xml:space="preserve">Xulosa</w:t>
+        <w:t xml:space="preserve">O'choqdagi boshqa tadbirlar bilan bog'liqlik</w:t>
       </w:r>
     </w:p>
     <w:p>
@@ -260,7 +163,43 @@
         <w:jc w:val="both"/>
       </w:pPr>
       <w:r>
-        <w:t xml:space="preserve">KKGL — CCHFV keltirib chiqaradigan o'ta xavfli tabiiy o'choqli virusli gemorragik isitma bo'lib, asosan Hyalomma kanalari chaqishi orqali yuqadi; o'lim darajasi 10–40%. Inkubatsion davr kana chaqishida 1–3 kun, qon kontaktida 5–6 kun. Tashxis maxsus laboratoriyalarda PZR va serologik usullar bilan qo'yiladi. Profilaktikaning asosi — kanalarga qarshi kurash, aholini himoyalash va tibbiy muassasalarda nozokomial yuqishning oldini olishdir. Epidemiyaga qarshi tadbirlar bemorni ajratish, qat'iy infeksion nazorat va tabiiy o'choqlarni monitoring qilishni qamrab oladi; O'zbekistonda bu ish SSV ning 226-sonli buyrug'i bilan tartibga solingan [1]. KKGL o'ta xavfli va tabiiy o'choqli kasallik bo'lgani uchun unga qarshi kurash doimiy monitoring, sektorlararo hamkorlik va tibbiy xodimlar tayyorgarligini talab qiladi; vrach-epidemiolog uchun bu kasallikning yuqish yo'llari va xavfsizlik choralarini bilish ham aholi, ham o'zini himoya qilishning asosidir.</w:t>
+        <w:t xml:space="preserve">Muloqotdagilarga qaratilgan choralar o'choqdagi boshqa tadbirlar bilan birgalikda amalga oshiriladi. Bemor majburiy kasalxonaga yotqiziladi va bakteriologik nazorat ostida chiqariladi; o'choqda joriy va yakuniy dezinfeksiya o'tkaziladi; suv va oziq-ovqat manbalari nazorat qilinadi. Agar o'choq umumiy suv manbai bilan bog'liq bo'lsa, unda shu manbadan foydalanadigan barcha aholi potensial muloqotda bo'lganlar sifatida qaraladi va suv manbasi zudlik bilan zararsizlantiriladi. Shu tariqa muloqotdagilar bilan ishlash manba va yuqish yo'liga qaratilgan choralar bilan uzviy bog'lanadi [1]. Muloqotdagilarga qaratilgan tadbirlar epidemik jarayonning uchta bo'g'iniga ham ta'sir qiladi: tashuvchilarni aniqlash orqali manbaga, dezinfeksiya va suv nazorati orqali yuqish mexanizmiga, shoshilinch profilaktika (bakteriofag) orqali esa qabul qiluvchan organizmga. Shu bois ular o'choqni to'liq bartaraf etishning ajralmas qismidir.</w:t>
+      </w:r>
+    </w:p>
+    <w:p>
+      <w:pPr>
+        <w:pStyle w:val="Heading2"/>
+        <w:spacing w:after="80" w:before="160"/>
+      </w:pPr>
+      <w:r>
+        <w:t xml:space="preserve">Rejalashtirish tamoyillari</w:t>
+      </w:r>
+    </w:p>
+    <w:p>
+      <w:pPr>
+        <w:spacing w:after="120"/>
+        <w:jc w:val="both"/>
+      </w:pPr>
+      <w:r>
+        <w:t xml:space="preserve">Muloqotdagilarga nisbatan tadbirlarni rejalashtirishda epidemiologik tashxis — infeksiya manbai, yuqish yo'li va xavf ostidagi shaxslar doirasini aniqlash asos qilib olinadi. Reja muloqotdagilarni aniqlash, kuzatish, tekshirish va shoshilinch profilaktikani o'z ichiga oladi; dekretlangan kontingent uchun qo'shimcha cheklovlar belgilanadi. Tadbirlar o'z vaqtida va to'liq o'tkazilishi hal qiluvchi ahamiyatga ega, chunki aniqlanmay qolgan tashuvchi yoki yengil kechgan bemor yangi o'choq manbai bo'lishi mumkin [1][2]. Muloqotdagilar bilan ishlashda hujjatlashtirish muhim: kuzatuv natijalari, tekshiruvlar va ko'rilgan choralar qayd etiladi, bu o'choqning so'nganini (bartaraf etilganini) asoslash va keyingi tahlil uchun zarur. Shuningdek, muloqotdagilar o'rtasida sanitariya-targ'ibot ishlari olib borilib, shaxsiy gigiyena va infeksiyaning oldini olish qoidalari tushuntiriladi.</w:t>
+      </w:r>
+    </w:p>
+    <w:p>
+      <w:pPr>
+        <w:pStyle w:val="Heading2"/>
+        <w:spacing w:after="80" w:before="160"/>
+      </w:pPr>
+      <w:r>
+        <w:t xml:space="preserve">Xulosa</w:t>
+      </w:r>
+    </w:p>
+    <w:p>
+      <w:pPr>
+        <w:spacing w:after="120"/>
+        <w:jc w:val="both"/>
+      </w:pPr>
+      <w:r>
+        <w:t xml:space="preserve">Qorin tifi o'chog'ida bemor bilan muloqotda bo'lgan shaxslarga nisbatan tibbiy kuzatuv, bakteriologik va serologik tekshiruv, ko'rsatma bo'yicha bakteriofag bilan shoshilinch profilaktika hamda dekretlangan kontingentni vaqtincha chetlatish tadbirlari o'tkaziladi. Muloqotdagilar o'choq davomiyligiga mos — maksimal inkubatsion davr mobaynida kuzatiladi va ular orasida yashirin tashuvchilar hamda yengil kechayotgan bemorlar faol aniqlanadi. Bu choralar o'choqdagi boshqa tadbirlar (bemorni ajratish, dezinfeksiya, suv nazorati) bilan birgalikda rejalashtiriladi. O'zbekistonda bu ish SSV ning 122-sonli buyrug'i bilan tartibga solingan va u infeksiyaning yanada tarqalishining oldini olishga qaratilgan [1]. Vrach-epidemiolog uchun muloqotdagilarni to'g'ri aniqlash, kuzatish va ular orasida tashuvchilarni topa olish — ich terlama o'chog'ini to'liq bartaraf etishning va yangi epidemiyalarning oldini olishning muhim kasbiy malakasidir.</w:t>
       </w:r>
     </w:p>
     <w:p>
@@ -282,7 +221,7 @@
         <w:spacing w:after="40"/>
       </w:pPr>
       <w:r>
-        <w:t xml:space="preserve">O'zR Sog'liqni saqlash vazirligining 2016-yil 16-maydagi 226-sonli buyrug'i (Qrim-Kongo gemorragik isitmasi bilan kasallanishning oldini olish to'g'risida).</w:t>
+        <w:t xml:space="preserve">O'zR Sog'liqni saqlash vazirligining 2015-yil 25-martdagi 122-sonli buyrug'i (ich terlama, paratif, salmonellyoz va o'tkir ichak kasalliklariga qarshi chora-tadbirlar to'g'risida).</w:t>
       </w:r>
     </w:p>
     <w:p>
@@ -295,7 +234,7 @@
         <w:spacing w:after="40"/>
       </w:pPr>
       <w:r>
-        <w:t xml:space="preserve">World Health Organization. Crimean-Congo haemorrhagic fever (fact sheet): incubation 1–3 days (tick), 5–6 days (blood contact); case fatality 10–40%. URL: https://www.who.int/health-topics/crimean-congo-haemorrhagic-fever</w:t>
+        <w:t xml:space="preserve">Centers for Disease Control and Prevention; World Health Organization. Typhoid fever: clinical overview and prevention (chronic carriers, contact management). URL: https://www.cdc.gov/typhoid-fever/hcp/clinical-overview/index.html</w:t>
       </w:r>
     </w:p>
     <w:sectPr>
@@ -501,6 +440,18 @@
       <w:lvlJc w:val="left"/>
       <w:pPr>
         <w:ind w:left="576" w:hanging="316"/>
+      </w:pPr>
+    </w:lvl>
+  </w:abstractNum>
+  <w:abstractNum w:abstractNumId="90">
+    <w:multiLevelType w:val="hybridMultilevel"/>
+    <w:lvl w:ilvl="0">
+      <w:start w:val="1"/>
+      <w:numFmt w:val="decimal"/>
+      <w:lvlText w:val="%1)"/>
+      <w:lvlJc w:val="left"/>
+      <w:pPr>
+        <w:ind w:left="851" w:hanging="425"/>
       </w:pPr>
     </w:lvl>
   </w:abstractNum>
@@ -518,6 +469,12 @@
   </w:num>
   <w:num w:numId="3">
     <w:abstractNumId w:val="4"/>
+    <w:lvlOverride w:ilvl="0">
+      <w:startOverride w:val="1"/>
+    </w:lvlOverride>
+  </w:num>
+  <w:num w:numId="101">
+    <w:abstractNumId w:val="90"/>
     <w:lvlOverride w:ilvl="0">
       <w:startOverride w:val="1"/>
     </w:lvlOverride>

--- a/javoblar/048.docx
+++ b/javoblar/048.docx
@@ -5,54 +5,94 @@
     <w:p>
       <w:pPr>
         <w:pStyle w:val="Heading1"/>
-        <w:spacing w:after="200"/>
-      </w:pPr>
-      <w:r>
+        <w:spacing w:after="240"/>
+        <w:jc w:val="center"/>
+      </w:pPr>
+      <w:r>
+        <w:rPr>
+          <w:rFonts w:ascii="Times New Roman" w:cs="Times New Roman" w:eastAsia="Times New Roman" w:hAnsi="Times New Roman"/>
+          <w:b/>
+          <w:bCs/>
+          <w:sz w:val="28"/>
+          <w:szCs w:val="28"/>
+        </w:rPr>
         <w:t xml:space="preserve">48. Qorin tifida bemor bilan muloqotda bo'lgan shaxslarga nisbatan o'tkaziladigan tadbirlar. Epidemiyaga qarshi chora-tadbirlarni rejalashtirish</w:t>
       </w:r>
     </w:p>
     <w:p>
       <w:pPr>
-        <w:spacing w:after="120"/>
+        <w:spacing w:after="120" w:line="276"/>
+        <w:ind w:firstLine="567"/>
         <w:jc w:val="both"/>
       </w:pPr>
       <w:r>
+        <w:rPr>
+          <w:rFonts w:ascii="Times New Roman" w:cs="Times New Roman" w:eastAsia="Times New Roman" w:hAnsi="Times New Roman"/>
+          <w:sz w:val="28"/>
+          <w:szCs w:val="28"/>
+        </w:rPr>
         <w:t xml:space="preserve">Qorin tifi (ich terlama) — Salmonella Typhi keltirib chiqaradigan antroponoz ichak infeksiyasi bo'lib, u fekal-oral mexanizm orqali yuqadi. Kasallik o'chog'ida nafaqat bemor, balki u bilan muloqotda bo'lgan shaxslarga nisbatan ham tegishli chora-tadbirlar o'tkaziladi, chunki ular ham zararlangan yoki yashirin tashuvchi bo'lishi mumkin. O'zbekistonda bu tadbirlar SSV ning 2015-yil 25-martdagi 122-sonli buyrug'i bilan tartibga solingan [1]. Muloqotdagilarga qaratilgan choralar epidemiyaga qarshi ishning muhim qismi bo'lib, infeksiyaning yanada tarqalishining oldini olishga xizmat qiladi [2]. Ich terlamada bu choralar ayniqsa dolzarb, chunki kasallikning yashirin shakllari va surunkali tashuvchilik ko'p uchraydi, bu esa aniqlanmay qolgan manbalar xavfini oshiradi.</w:t>
       </w:r>
     </w:p>
     <w:p>
       <w:pPr>
         <w:pStyle w:val="Heading2"/>
-        <w:spacing w:after="80" w:before="160"/>
-      </w:pPr>
-      <w:r>
+        <w:spacing w:after="100" w:before="200"/>
+      </w:pPr>
+      <w:r>
+        <w:rPr>
+          <w:rFonts w:ascii="Times New Roman" w:cs="Times New Roman" w:eastAsia="Times New Roman" w:hAnsi="Times New Roman"/>
+          <w:b/>
+          <w:bCs/>
+          <w:sz w:val="28"/>
+          <w:szCs w:val="28"/>
+        </w:rPr>
         <w:t xml:space="preserve">Muloqotda bo'lganlarni aniqlash</w:t>
       </w:r>
     </w:p>
     <w:p>
       <w:pPr>
-        <w:spacing w:after="120"/>
+        <w:spacing w:after="120" w:line="276"/>
+        <w:ind w:firstLine="567"/>
         <w:jc w:val="both"/>
       </w:pPr>
       <w:r>
+        <w:rPr>
+          <w:rFonts w:ascii="Times New Roman" w:cs="Times New Roman" w:eastAsia="Times New Roman" w:hAnsi="Times New Roman"/>
+          <w:sz w:val="28"/>
+          <w:szCs w:val="28"/>
+        </w:rPr>
         <w:t xml:space="preserve">Dastlab epidemiologik tekshiruv o'tkazilib, bemor bilan muloqotda bo'lgan shaxslar doirasi aniqlanadi. Bunga bemor bilan bir uyda yashaganlar, umumiy suv manbai yoki oziq-ovqatdan birga foydalanganlar, bemorga ovqat tayyorlagan shaxslar hamda bemor bilan yaqin kontaktda bo'lgan boshqa shaxslar kiradi. Qorin tifida yuqish ko'pincha umumiy suv yoki oziq-ovqat bilan bog'liq bo'lgani uchun muloqotdagilar doirasi ana shu umumiy omil — bir suv manbai yoki bir ovqatlanish joyi asosida belgilanadi, bu uy a'zolari doirasidan kengroq bo'lishi mumkin. Muloqotda bo'lganlarning ro'yxati tuzilib, ular hisobga olinadi [1]. Muloqotdagilar doirasini to'g'ri belgilash o'choq chegarasini aniqlash bilan uzviy bog'liq: agar chegara tor belgilansa, ayrim zararlangan shaxslar kuzatuvdan tashqarida qolib, infeksiya tarqalishda davom etadi; aksincha, haddan tashqari keng belgilansa, resurslar behuda sarflanadi. Shu bois muloqotdagilar doirasi epidemiologik tekshiruv va to'g'ri epidemiologik tashxis asosida aniqlanadi. Ich terlamada bu ayniqsa muhim, chunki kasallikning yashirin va yengil shakllari ko'p uchraydi.</w:t>
       </w:r>
     </w:p>
     <w:p>
       <w:pPr>
         <w:pStyle w:val="Heading2"/>
-        <w:spacing w:after="80" w:before="160"/>
-      </w:pPr>
-      <w:r>
+        <w:spacing w:after="100" w:before="200"/>
+      </w:pPr>
+      <w:r>
+        <w:rPr>
+          <w:rFonts w:ascii="Times New Roman" w:cs="Times New Roman" w:eastAsia="Times New Roman" w:hAnsi="Times New Roman"/>
+          <w:b/>
+          <w:bCs/>
+          <w:sz w:val="28"/>
+          <w:szCs w:val="28"/>
+        </w:rPr>
         <w:t xml:space="preserve">Muloqotdagilarga nisbatan tadbirlar</w:t>
       </w:r>
     </w:p>
     <w:p>
       <w:pPr>
-        <w:spacing w:after="120"/>
+        <w:spacing w:after="120" w:line="276"/>
+        <w:ind w:firstLine="567"/>
         <w:jc w:val="both"/>
       </w:pPr>
       <w:r>
+        <w:rPr>
+          <w:rFonts w:ascii="Times New Roman" w:cs="Times New Roman" w:eastAsia="Times New Roman" w:hAnsi="Times New Roman"/>
+          <w:sz w:val="28"/>
+          <w:szCs w:val="28"/>
+        </w:rPr>
         <w:t xml:space="preserve">Qorin tifi o'chog'ida muloqotda bo'lganlarga nisbatan quyidagi tadbirlar o'tkaziladi:</w:t>
       </w:r>
     </w:p>
@@ -61,11 +101,17 @@
         <w:pStyle w:val="ListParagraph"/>
         <w:numPr>
           <w:ilvl w:val="0"/>
-          <w:numId w:val="101"/>
+          <w:numId w:val="2"/>
         </w:numPr>
-        <w:spacing w:after="40"/>
-      </w:pPr>
-      <w:r>
+        <w:spacing w:after="60" w:line="276"/>
+        <w:jc w:val="both"/>
+      </w:pPr>
+      <w:r>
+        <w:rPr>
+          <w:rFonts w:ascii="Times New Roman" w:cs="Times New Roman" w:eastAsia="Times New Roman" w:hAnsi="Times New Roman"/>
+          <w:sz w:val="28"/>
+          <w:szCs w:val="28"/>
+        </w:rPr>
         <w:t xml:space="preserve">tibbiy kuzatuvga olish — maksimal inkubatsion davr (ich terlamada uzoq) mobaynida harorat o'lchash va sog'lig'ini nazorat qilish;</w:t>
       </w:r>
     </w:p>
@@ -74,11 +120,17 @@
         <w:pStyle w:val="ListParagraph"/>
         <w:numPr>
           <w:ilvl w:val="0"/>
-          <w:numId w:val="101"/>
+          <w:numId w:val="2"/>
         </w:numPr>
-        <w:spacing w:after="40"/>
-      </w:pPr>
-      <w:r>
+        <w:spacing w:after="60" w:line="276"/>
+        <w:jc w:val="both"/>
+      </w:pPr>
+      <w:r>
+        <w:rPr>
+          <w:rFonts w:ascii="Times New Roman" w:cs="Times New Roman" w:eastAsia="Times New Roman" w:hAnsi="Times New Roman"/>
+          <w:sz w:val="28"/>
+          <w:szCs w:val="28"/>
+        </w:rPr>
         <w:t xml:space="preserve">bakteriologik tekshiruv — najas va siydikdan qo'zg'atuvchini ajratishga tekshirish, tashuvchilarni aniqlash maqsadida;</w:t>
       </w:r>
     </w:p>
@@ -87,11 +139,17 @@
         <w:pStyle w:val="ListParagraph"/>
         <w:numPr>
           <w:ilvl w:val="0"/>
-          <w:numId w:val="101"/>
+          <w:numId w:val="2"/>
         </w:numPr>
-        <w:spacing w:after="40"/>
-      </w:pPr>
-      <w:r>
+        <w:spacing w:after="60" w:line="276"/>
+        <w:jc w:val="both"/>
+      </w:pPr>
+      <w:r>
+        <w:rPr>
+          <w:rFonts w:ascii="Times New Roman" w:cs="Times New Roman" w:eastAsia="Times New Roman" w:hAnsi="Times New Roman"/>
+          <w:sz w:val="28"/>
+          <w:szCs w:val="28"/>
+        </w:rPr>
         <w:t xml:space="preserve">serologik tekshiruv — ko'rsatma bo'yicha qonda antitelolarni aniqlash;</w:t>
       </w:r>
     </w:p>
@@ -100,11 +158,17 @@
         <w:pStyle w:val="ListParagraph"/>
         <w:numPr>
           <w:ilvl w:val="0"/>
-          <w:numId w:val="101"/>
+          <w:numId w:val="2"/>
         </w:numPr>
-        <w:spacing w:after="40"/>
-      </w:pPr>
-      <w:r>
+        <w:spacing w:after="60" w:line="276"/>
+        <w:jc w:val="both"/>
+      </w:pPr>
+      <w:r>
+        <w:rPr>
+          <w:rFonts w:ascii="Times New Roman" w:cs="Times New Roman" w:eastAsia="Times New Roman" w:hAnsi="Times New Roman"/>
+          <w:sz w:val="28"/>
+          <w:szCs w:val="28"/>
+        </w:rPr>
         <w:t xml:space="preserve">shoshilinch profilaktika — ko'rsatma bo'yicha ich terlama bakteriofagini berish;</w:t>
       </w:r>
     </w:p>
@@ -113,101 +177,203 @@
         <w:pStyle w:val="ListParagraph"/>
         <w:numPr>
           <w:ilvl w:val="0"/>
-          <w:numId w:val="101"/>
+          <w:numId w:val="2"/>
         </w:numPr>
-        <w:spacing w:after="40"/>
-      </w:pPr>
-      <w:r>
+        <w:spacing w:after="60" w:line="276"/>
+        <w:jc w:val="both"/>
+      </w:pPr>
+      <w:r>
+        <w:rPr>
+          <w:rFonts w:ascii="Times New Roman" w:cs="Times New Roman" w:eastAsia="Times New Roman" w:hAnsi="Times New Roman"/>
+          <w:sz w:val="28"/>
+          <w:szCs w:val="28"/>
+        </w:rPr>
         <w:t xml:space="preserve">dekretlangan kontingentga mansub muloqotdagilarni ishdan vaqtincha chetlatish (tekshiruv natijasi olingunicha).</w:t>
       </w:r>
     </w:p>
     <w:p>
       <w:pPr>
-        <w:spacing w:after="120"/>
+        <w:spacing w:after="120" w:line="276"/>
+        <w:ind w:firstLine="567"/>
         <w:jc w:val="both"/>
       </w:pPr>
       <w:r>
+        <w:rPr>
+          <w:rFonts w:ascii="Times New Roman" w:cs="Times New Roman" w:eastAsia="Times New Roman" w:hAnsi="Times New Roman"/>
+          <w:sz w:val="28"/>
+          <w:szCs w:val="28"/>
+        </w:rPr>
         <w:t xml:space="preserve">Agar muloqotdagilar orasida qo'zg'atuvchi tashuvchi aniqlansa, u hisobga olinadi, davolanadi va keyinchalik ham uzoq muddat nazoratda bo'ladi, chunki surunkali tashuvchilik yangi o'choqlar manbai bo'lishi mumkin [1][2]. Ich terlamaning muhim xususiyati — surunkali bakteriotashuvchilikning mavjudligi: ba'zi shaxslar qo'zg'atuvchini (ko'pincha o't pufagida) uzoq, ba'zan umrbod ajratib turadi. Shu bois muloqotdagilarni tekshirishdan asosiy maqsad — yangi bemorlarni emas, balki shunday yashirin tashuvchilarni aniqlashdir, chunki aynan ular aniqlanmay qolsa, kelajakda yangi epidemiyalar manbai bo'ladi.</w:t>
       </w:r>
     </w:p>
     <w:p>
       <w:pPr>
         <w:pStyle w:val="Heading2"/>
-        <w:spacing w:after="80" w:before="160"/>
-      </w:pPr>
-      <w:r>
+        <w:spacing w:after="100" w:before="200"/>
+      </w:pPr>
+      <w:r>
+        <w:rPr>
+          <w:rFonts w:ascii="Times New Roman" w:cs="Times New Roman" w:eastAsia="Times New Roman" w:hAnsi="Times New Roman"/>
+          <w:b/>
+          <w:bCs/>
+          <w:sz w:val="28"/>
+          <w:szCs w:val="28"/>
+        </w:rPr>
         <w:t xml:space="preserve">Kuzatuv muddati va mazmuni</w:t>
       </w:r>
     </w:p>
     <w:p>
       <w:pPr>
-        <w:spacing w:after="120"/>
+        <w:spacing w:after="120" w:line="276"/>
+        <w:ind w:firstLine="567"/>
         <w:jc w:val="both"/>
       </w:pPr>
       <w:r>
+        <w:rPr>
+          <w:rFonts w:ascii="Times New Roman" w:cs="Times New Roman" w:eastAsia="Times New Roman" w:hAnsi="Times New Roman"/>
+          <w:sz w:val="28"/>
+          <w:szCs w:val="28"/>
+        </w:rPr>
         <w:t xml:space="preserve">Muloqotda bo'lganlar o'choq davomiyligiga mos — bir maksimal inkubatsion davr mobaynida kuzatiladi. Kuzatuv davomida ularning sog'lig'i, harorati va klinik belgilari nazorat qilinadi; agar kasallik belgilari paydo bo'lsa, shaxs ajratiladi va to'liq tekshiruvdan o'tkaziladi. Dekretlangan kontingentga (oziq-ovqat tayyorlash, suv ta'minoti, bolalar muassasalari xodimlari) mansub shaxslar bakteriologik tekshiruv salbiy natija bergunicha o'z ishiga qo'yilmaydi, chunki ular zararlangan taqdirda, oziq-ovqat yoki suv orqali ko'p sonli kasallanishga sabab bo'lishi mumkin [1]. Kuzatuv davomida muloqotdagilarga kasallikning dastlabki belgilari (isitma, bosh og'rig'i, holsizlik) to'g'risida ma'lumot beriladi va ular shu belgilar paydo bo'lganda darhol tibbiyot muassasasiga murojaat qilishlari uqtiriladi; bu bemorlarni erta aniqlash va ajratish imkonini beradi.</w:t>
       </w:r>
     </w:p>
     <w:p>
       <w:pPr>
         <w:pStyle w:val="Heading2"/>
-        <w:spacing w:after="80" w:before="160"/>
-      </w:pPr>
-      <w:r>
+        <w:spacing w:after="100" w:before="200"/>
+      </w:pPr>
+      <w:r>
+        <w:rPr>
+          <w:rFonts w:ascii="Times New Roman" w:cs="Times New Roman" w:eastAsia="Times New Roman" w:hAnsi="Times New Roman"/>
+          <w:b/>
+          <w:bCs/>
+          <w:sz w:val="28"/>
+          <w:szCs w:val="28"/>
+        </w:rPr>
         <w:t xml:space="preserve">O'choqdagi boshqa tadbirlar bilan bog'liqlik</w:t>
       </w:r>
     </w:p>
     <w:p>
       <w:pPr>
-        <w:spacing w:after="120"/>
+        <w:spacing w:after="120" w:line="276"/>
+        <w:ind w:firstLine="567"/>
         <w:jc w:val="both"/>
       </w:pPr>
       <w:r>
+        <w:rPr>
+          <w:rFonts w:ascii="Times New Roman" w:cs="Times New Roman" w:eastAsia="Times New Roman" w:hAnsi="Times New Roman"/>
+          <w:sz w:val="28"/>
+          <w:szCs w:val="28"/>
+        </w:rPr>
         <w:t xml:space="preserve">Muloqotdagilarga qaratilgan choralar o'choqdagi boshqa tadbirlar bilan birgalikda amalga oshiriladi. Bemor majburiy kasalxonaga yotqiziladi va bakteriologik nazorat ostida chiqariladi; o'choqda joriy va yakuniy dezinfeksiya o'tkaziladi; suv va oziq-ovqat manbalari nazorat qilinadi. Agar o'choq umumiy suv manbai bilan bog'liq bo'lsa, unda shu manbadan foydalanadigan barcha aholi potensial muloqotda bo'lganlar sifatida qaraladi va suv manbasi zudlik bilan zararsizlantiriladi. Shu tariqa muloqotdagilar bilan ishlash manba va yuqish yo'liga qaratilgan choralar bilan uzviy bog'lanadi [1]. Muloqotdagilarga qaratilgan tadbirlar epidemik jarayonning uchta bo'g'iniga ham ta'sir qiladi: tashuvchilarni aniqlash orqali manbaga, dezinfeksiya va suv nazorati orqali yuqish mexanizmiga, shoshilinch profilaktika (bakteriofag) orqali esa qabul qiluvchan organizmga. Shu bois ular o'choqni to'liq bartaraf etishning ajralmas qismidir.</w:t>
       </w:r>
     </w:p>
     <w:p>
       <w:pPr>
         <w:pStyle w:val="Heading2"/>
-        <w:spacing w:after="80" w:before="160"/>
-      </w:pPr>
-      <w:r>
+        <w:spacing w:after="100" w:before="200"/>
+      </w:pPr>
+      <w:r>
+        <w:rPr>
+          <w:rFonts w:ascii="Times New Roman" w:cs="Times New Roman" w:eastAsia="Times New Roman" w:hAnsi="Times New Roman"/>
+          <w:b/>
+          <w:bCs/>
+          <w:sz w:val="28"/>
+          <w:szCs w:val="28"/>
+        </w:rPr>
         <w:t xml:space="preserve">Rejalashtirish tamoyillari</w:t>
       </w:r>
     </w:p>
     <w:p>
       <w:pPr>
-        <w:spacing w:after="120"/>
+        <w:spacing w:after="120" w:line="276"/>
+        <w:ind w:firstLine="567"/>
         <w:jc w:val="both"/>
       </w:pPr>
       <w:r>
+        <w:rPr>
+          <w:rFonts w:ascii="Times New Roman" w:cs="Times New Roman" w:eastAsia="Times New Roman" w:hAnsi="Times New Roman"/>
+          <w:sz w:val="28"/>
+          <w:szCs w:val="28"/>
+        </w:rPr>
         <w:t xml:space="preserve">Muloqotdagilarga nisbatan tadbirlarni rejalashtirishda epidemiologik tashxis — infeksiya manbai, yuqish yo'li va xavf ostidagi shaxslar doirasini aniqlash asos qilib olinadi. Reja muloqotdagilarni aniqlash, kuzatish, tekshirish va shoshilinch profilaktikani o'z ichiga oladi; dekretlangan kontingent uchun qo'shimcha cheklovlar belgilanadi. Tadbirlar o'z vaqtida va to'liq o'tkazilishi hal qiluvchi ahamiyatga ega, chunki aniqlanmay qolgan tashuvchi yoki yengil kechgan bemor yangi o'choq manbai bo'lishi mumkin [1][2]. Muloqotdagilar bilan ishlashda hujjatlashtirish muhim: kuzatuv natijalari, tekshiruvlar va ko'rilgan choralar qayd etiladi, bu o'choqning so'nganini (bartaraf etilganini) asoslash va keyingi tahlil uchun zarur. Shuningdek, muloqotdagilar o'rtasida sanitariya-targ'ibot ishlari olib borilib, shaxsiy gigiyena va infeksiyaning oldini olish qoidalari tushuntiriladi.</w:t>
       </w:r>
     </w:p>
     <w:p>
       <w:pPr>
         <w:pStyle w:val="Heading2"/>
-        <w:spacing w:after="80" w:before="160"/>
-      </w:pPr>
-      <w:r>
+        <w:spacing w:after="100" w:before="200"/>
+      </w:pPr>
+      <w:r>
+        <w:rPr>
+          <w:rFonts w:ascii="Times New Roman" w:cs="Times New Roman" w:eastAsia="Times New Roman" w:hAnsi="Times New Roman"/>
+          <w:b/>
+          <w:bCs/>
+          <w:sz w:val="28"/>
+          <w:szCs w:val="28"/>
+        </w:rPr>
+        <w:t xml:space="preserve">Tashuvchilik va kuzatuv talablari (milliy yo'riqnoma)</w:t>
+      </w:r>
+    </w:p>
+    <w:p>
+      <w:pPr>
+        <w:spacing w:after="120" w:line="276"/>
+        <w:ind w:firstLine="567"/>
+        <w:jc w:val="both"/>
+      </w:pPr>
+      <w:r>
+        <w:rPr>
+          <w:rFonts w:ascii="Times New Roman" w:cs="Times New Roman" w:eastAsia="Times New Roman" w:hAnsi="Times New Roman"/>
+          <w:sz w:val="28"/>
+          <w:szCs w:val="28"/>
+        </w:rPr>
+        <w:t xml:space="preserve">Yo'riqnomaga ko'ra, ich terlama bemorining kasallik davomida atrofdagilarga xavfi ortib boradi: kasallikning 2–3-haftasida bakteriyalar najas (bir necha yuz million/g) va siydik (bir necha o'n million/ml) bilan eng ko'p ajraladi; qo'shimcha xolesistit yoki pielit ajralishni yanada oshiradi [1]. Surunkali tashuvchi deb oldin ich terlama o'tkazmagan shaxsning o't suyuqligidan kamida bir marta qo'zg'atuvchi ajratilishi hisoblanadi; tranzitor tashuvchilikda qo'zg'atuvchi odatda najasda bir marta aniqlanadi, tashuvchilikni faqat shifoxona sharoitida aniqlash mumkin [1]. Muloqotda bo'lganlarni tibbiy kuzatish umumiy ichak infeksiyalarida 7 kun davom etadi: har kuni so'rov, ko'rik, ich ketishini kuzatish va termometriya o'tkaziladi [1]. O'choqda dezinfeksiya bemor yotqizilgandan 24 soat ichida o'tkazilishi kerak [3].</w:t>
+      </w:r>
+    </w:p>
+    <w:p>
+      <w:pPr>
+        <w:pStyle w:val="Heading2"/>
+        <w:spacing w:after="100" w:before="200"/>
+      </w:pPr>
+      <w:r>
+        <w:rPr>
+          <w:rFonts w:ascii="Times New Roman" w:cs="Times New Roman" w:eastAsia="Times New Roman" w:hAnsi="Times New Roman"/>
+          <w:b/>
+          <w:bCs/>
+          <w:sz w:val="28"/>
+          <w:szCs w:val="28"/>
+        </w:rPr>
         <w:t xml:space="preserve">Xulosa</w:t>
       </w:r>
     </w:p>
     <w:p>
       <w:pPr>
-        <w:spacing w:after="120"/>
+        <w:spacing w:after="120" w:line="276"/>
+        <w:ind w:firstLine="567"/>
         <w:jc w:val="both"/>
       </w:pPr>
       <w:r>
-        <w:t xml:space="preserve">Qorin tifi o'chog'ida bemor bilan muloqotda bo'lgan shaxslarga nisbatan tibbiy kuzatuv, bakteriologik va serologik tekshiruv, ko'rsatma bo'yicha bakteriofag bilan shoshilinch profilaktika hamda dekretlangan kontingentni vaqtincha chetlatish tadbirlari o'tkaziladi. Muloqotdagilar o'choq davomiyligiga mos — maksimal inkubatsion davr mobaynida kuzatiladi va ular orasida yashirin tashuvchilar hamda yengil kechayotgan bemorlar faol aniqlanadi. Bu choralar o'choqdagi boshqa tadbirlar (bemorni ajratish, dezinfeksiya, suv nazorati) bilan birgalikda rejalashtiriladi. O'zbekistonda bu ish SSV ning 122-sonli buyrug'i bilan tartibga solingan va u infeksiyaning yanada tarqalishining oldini olishga qaratilgan [1]. Vrach-epidemiolog uchun muloqotdagilarni to'g'ri aniqlash, kuzatish va ular orasida tashuvchilarni topa olish — ich terlama o'chog'ini to'liq bartaraf etishning va yangi epidemiyalarning oldini olishning muhim kasbiy malakasidir.</w:t>
+        <w:rPr>
+          <w:rFonts w:ascii="Times New Roman" w:cs="Times New Roman" w:eastAsia="Times New Roman" w:hAnsi="Times New Roman"/>
+          <w:sz w:val="28"/>
+          <w:szCs w:val="28"/>
+        </w:rPr>
+        <w:t xml:space="preserve">Qorin tifi o'chog'ida bemor bilan muloqotda bo'lgan shaxslarga nisbatan tibbiy kuzatuv, bakteriologik va serologik tekshiruv, ko'rsatma bo'yicha bakteriofag bilan shoshilinch profilaktika hamda dekretlangan kontingentni vaqtincha chetlatish tadbirlari o'tkaziladi. Muloqotdagilar o'choq davomiyligiga mos — maksimal inkubatsion davr mobaynida kuzatiladi va ular orasida yashirin tashuvchilar hamda yengil kechayotgan bemorlar faol aniqlanadi. Bu choralar o'choqdagi boshqa tadbirlar (bemorni ajratish, dezinfeksiya, suv nazorati) bilan birgalikda rejalashtiriladi. O'zbekistonda bu ish SSV ning 122-sonli buyrug'i bilan tartibga solingan va u infeksiyaning yanada tarqalishining oldini olishga qaratilgan [1]. Vrach-epidemiolog uchun muloqotdagilarni to'g'ri aniqlash, kuzatish va ular orasida tashuvchilarni topa olish — ich terlama o'chog'ini to'liq bartaraf etishning va yangi epidemiyalarning oldini olishning muhim kasbiy malakasidir. Qonunga ko'ra o'choqlarda gumon qilinganlarni ajratish, kasalxonaga yotqizish, muloqotda bo'lganlarni laboratoriya tekshiruvidan o'tkazish va tibbiy kuzatuv choralari o'tkaziladi [4]. Xalqaro yondashuvda ham nazorat odatda yuqish zanjirining aralashuvga eng sezgir bo'g'iniga, fekal-oral yuqishda esa muhitni qayta tashkil etish va qo'l yuvish kabi xulq-atvor choralariga qaratiladi [5].</w:t>
       </w:r>
     </w:p>
     <w:p>
       <w:pPr>
         <w:pStyle w:val="Heading2"/>
-        <w:spacing w:after="80" w:before="220"/>
-      </w:pPr>
-      <w:r>
+        <w:spacing w:after="100" w:before="280"/>
+      </w:pPr>
+      <w:r>
+        <w:rPr>
+          <w:rFonts w:ascii="Times New Roman" w:cs="Times New Roman" w:eastAsia="Times New Roman" w:hAnsi="Times New Roman"/>
+          <w:b/>
+          <w:bCs/>
+          <w:sz w:val="28"/>
+          <w:szCs w:val="28"/>
+        </w:rPr>
         <w:t xml:space="preserve">Foydalanilgan adabiyotlar</w:t>
       </w:r>
     </w:p>
@@ -218,10 +384,15 @@
           <w:ilvl w:val="0"/>
           <w:numId w:val="3"/>
         </w:numPr>
-        <w:spacing w:after="40"/>
-      </w:pPr>
-      <w:r>
-        <w:t xml:space="preserve">O'zR Sog'liqni saqlash vazirligining 2015-yil 25-martdagi 122-sonli buyrug'i (ich terlama, paratif, salmonellyoz va o'tkir ichak kasalliklariga qarshi chora-tadbirlar to'g'risida).</w:t>
+        <w:spacing w:after="80" w:line="260"/>
+      </w:pPr>
+      <w:r>
+        <w:rPr>
+          <w:rFonts w:ascii="Times New Roman" w:cs="Times New Roman" w:eastAsia="Times New Roman" w:hAnsi="Times New Roman"/>
+          <w:sz w:val="28"/>
+          <w:szCs w:val="28"/>
+        </w:rPr>
+        <w:t xml:space="preserve">O'zbekiston Respublikasi Sog'liqni saqlash vazirining 25.03.2015-yildagi buyrug'i va 1–3-ilovalari: o'tkir ichak infeksiyalari, ich terlama va paratif hamda salmonellyoz kasalliklarini oldini olish borasidagi sanitariya-gigiyenik, profilaktik va epidemiyaga qarshi chora-tadbirlar yo'riqnomalari. Manba: xayrullokomilov.uz/kutubxona, material № 436 (kutubxonada "Buyruq № 122"; hujjat ichida "125-son" va "122-son" ikkalasi uchraydi — raqam tasdiqlanmagan; matn kirill yozuvida).</w:t>
       </w:r>
     </w:p>
     <w:p>
@@ -231,15 +402,74 @@
           <w:ilvl w:val="0"/>
           <w:numId w:val="3"/>
         </w:numPr>
-        <w:spacing w:after="40"/>
-      </w:pPr>
-      <w:r>
-        <w:t xml:space="preserve">Centers for Disease Control and Prevention; World Health Organization. Typhoid fever: clinical overview and prevention (chronic carriers, contact management). URL: https://www.cdc.gov/typhoid-fever/hcp/clinical-overview/index.html</w:t>
+        <w:spacing w:after="80" w:line="260"/>
+      </w:pPr>
+      <w:r>
+        <w:rPr>
+          <w:rFonts w:ascii="Times New Roman" w:cs="Times New Roman" w:eastAsia="Times New Roman" w:hAnsi="Times New Roman"/>
+          <w:sz w:val="28"/>
+          <w:szCs w:val="28"/>
+        </w:rPr>
+        <w:t xml:space="preserve">World Health Organization. Typhoid (fact sheet). URL: https://www.who.int/news-room/fact-sheets/detail/typhoid (kirilgan sana: 30.10.2026).</w:t>
+      </w:r>
+    </w:p>
+    <w:p>
+      <w:pPr>
+        <w:pStyle w:val="ListParagraph"/>
+        <w:numPr>
+          <w:ilvl w:val="0"/>
+          <w:numId w:val="3"/>
+        </w:numPr>
+        <w:spacing w:after="80" w:line="260"/>
+      </w:pPr>
+      <w:r>
+        <w:rPr>
+          <w:rFonts w:ascii="Times New Roman" w:cs="Times New Roman" w:eastAsia="Times New Roman" w:hAnsi="Times New Roman"/>
+          <w:sz w:val="28"/>
+          <w:szCs w:val="28"/>
+        </w:rPr>
+        <w:t xml:space="preserve">SanQvaN № 0090-25 (SEO va JS qo'mitasi qarori, Toshkent, 05.05.2025, № 8; Adliya vazirligida 03.06.2025-yilda 350-raqam bilan ro'yxatga olingan), 55, 56, 63, 65-bandlar. URL: https://lex.uz/en/docs/-7556121. Manba: xayrullokomilov.uz/kutubxona, material № 660.</w:t>
+      </w:r>
+    </w:p>
+    <w:p>
+      <w:pPr>
+        <w:pStyle w:val="ListParagraph"/>
+        <w:numPr>
+          <w:ilvl w:val="0"/>
+          <w:numId w:val="3"/>
+        </w:numPr>
+        <w:spacing w:after="80" w:line="260"/>
+      </w:pPr>
+      <w:r>
+        <w:rPr>
+          <w:rFonts w:ascii="Times New Roman" w:cs="Times New Roman" w:eastAsia="Times New Roman" w:hAnsi="Times New Roman"/>
+          <w:sz w:val="28"/>
+          <w:szCs w:val="28"/>
+        </w:rPr>
+        <w:t xml:space="preserve">O'zbekiston Respublikasining "Aholining sanitariya-epidemiologik osoyishtaligi to'g'risida"gi Qonuni (Qonunchilik palatasi 2015-yil 15-iyulda qabul qilgan, Senat 2015-yil 6-avgustda ma'qullagan), 32-modda. URL: https://lex.uz/docs/2732587. Manba: xayrullokomilov.uz/kutubxona, material № 201 (matn kirill yozuvida; asosiy raqami matnda ko'rsatilmagan — tasdiqlanmagan).</w:t>
+      </w:r>
+    </w:p>
+    <w:p>
+      <w:pPr>
+        <w:pStyle w:val="ListParagraph"/>
+        <w:numPr>
+          <w:ilvl w:val="0"/>
+          <w:numId w:val="3"/>
+        </w:numPr>
+        <w:spacing w:after="80" w:line="260"/>
+      </w:pPr>
+      <w:r>
+        <w:rPr>
+          <w:rFonts w:ascii="Times New Roman" w:cs="Times New Roman" w:eastAsia="Times New Roman" w:hAnsi="Times New Roman"/>
+          <w:sz w:val="28"/>
+          <w:szCs w:val="28"/>
+        </w:rPr>
+        <w:t xml:space="preserve">CDC. Principles of Epidemiology in Public Health Practice (SS1978), Lesson 1, Section 10: Chain of Infection. URL: https://archive.cdc.gov/www_cdc_gov/csels/dsepd/ss1978/lesson1/section10.html (kirilgan sana: 30.10.2026).</w:t>
       </w:r>
     </w:p>
     <w:sectPr>
       <w:pgSz w:w="11906" w:h="16838" w:orient="portrait"/>
-      <w:pgMar w:top="1134" w:right="850" w:bottom="1134" w:left="1418" w:header="708" w:footer="708" w:gutter="0"/>
+      <w:pgMar w:top="1134" w:right="850" w:bottom="1134" w:left="1701" w:header="708" w:footer="708" w:gutter="0"/>
       <w:pgNumType/>
       <w:docGrid w:linePitch="360"/>
     </w:sectPr>
@@ -411,12 +641,17 @@
     <w:multiLevelType w:val="hybridMultilevel"/>
     <w:lvl w:ilvl="0" w:tentative="1">
       <w:start w:val="1"/>
-      <w:numFmt w:val="bullet"/>
-      <w:lvlText w:val="•"/>
+      <w:numFmt w:val="decimal"/>
+      <w:lvlText w:val="[%1]"/>
       <w:lvlJc w:val="left"/>
       <w:pPr>
-        <w:ind w:left="576" w:hanging="316"/>
-      </w:pPr>
+        <w:ind w:left="720" w:hanging="720"/>
+      </w:pPr>
+      <w:rPr>
+        <w:rFonts w:ascii="Times New Roman" w:cs="Times New Roman" w:eastAsia="Times New Roman" w:hAnsi="Times New Roman"/>
+        <w:sz w:val="28"/>
+        <w:szCs w:val="28"/>
+      </w:rPr>
     </w:lvl>
   </w:abstractNum>
   <w:abstractNum w:abstractNumId="3" w15:restartNumberingAfterBreak="0">
@@ -424,35 +659,16 @@
     <w:lvl w:ilvl="0" w:tentative="1">
       <w:start w:val="1"/>
       <w:numFmt w:val="decimal"/>
-      <w:lvlText w:val="%1."/>
-      <w:lvlJc w:val="left"/>
-      <w:pPr>
-        <w:ind w:left="576" w:hanging="316"/>
-      </w:pPr>
-    </w:lvl>
-  </w:abstractNum>
-  <w:abstractNum w:abstractNumId="4" w15:restartNumberingAfterBreak="0">
-    <w:multiLevelType w:val="hybridMultilevel"/>
-    <w:lvl w:ilvl="0" w:tentative="1">
-      <w:start w:val="1"/>
-      <w:numFmt w:val="decimal"/>
-      <w:lvlText w:val="%1."/>
-      <w:lvlJc w:val="left"/>
-      <w:pPr>
-        <w:ind w:left="576" w:hanging="316"/>
-      </w:pPr>
-    </w:lvl>
-  </w:abstractNum>
-  <w:abstractNum w:abstractNumId="90">
-    <w:multiLevelType w:val="hybridMultilevel"/>
-    <w:lvl w:ilvl="0">
-      <w:start w:val="1"/>
-      <w:numFmt w:val="decimal"/>
       <w:lvlText w:val="%1)"/>
       <w:lvlJc w:val="left"/>
       <w:pPr>
         <w:ind w:left="851" w:hanging="425"/>
       </w:pPr>
+      <w:rPr>
+        <w:rFonts w:ascii="Times New Roman" w:cs="Times New Roman" w:eastAsia="Times New Roman" w:hAnsi="Times New Roman"/>
+        <w:sz w:val="28"/>
+        <w:szCs w:val="28"/>
+      </w:rPr>
     </w:lvl>
   </w:abstractNum>
   <w:num w:numId="1">
@@ -462,19 +678,13 @@
     </w:lvlOverride>
   </w:num>
   <w:num w:numId="2">
-    <w:abstractNumId w:val="2"/>
+    <w:abstractNumId w:val="3"/>
     <w:lvlOverride w:ilvl="0">
       <w:startOverride w:val="1"/>
     </w:lvlOverride>
   </w:num>
   <w:num w:numId="3">
-    <w:abstractNumId w:val="4"/>
-    <w:lvlOverride w:ilvl="0">
-      <w:startOverride w:val="1"/>
-    </w:lvlOverride>
-  </w:num>
-  <w:num w:numId="101">
-    <w:abstractNumId w:val="90"/>
+    <w:abstractNumId w:val="2"/>
     <w:lvlOverride w:ilvl="0">
       <w:startOverride w:val="1"/>
     </w:lvlOverride>
@@ -488,8 +698,8 @@
     <w:rPrDefault>
       <w:rPr>
         <w:rFonts w:ascii="Times New Roman" w:cs="Times New Roman" w:eastAsia="Times New Roman" w:hAnsi="Times New Roman"/>
-        <w:sz w:val="24"/>
-        <w:szCs w:val="24"/>
+        <w:sz w:val="28"/>
+        <w:szCs w:val="28"/>
       </w:rPr>
     </w:rPrDefault>
     <w:pPrDefault/>
@@ -624,7 +834,7 @@
     <w:unhideWhenUsed/>
     <w:pPr>
       <w:spacing w:after="100"/>
-      <w:ind w:left="240"/>
+      <w:ind w:left="280"/>
     </w:pPr>
   </w:style>
   <w:style w:type="paragraph" w:styleId="TOC3">
@@ -636,7 +846,7 @@
     <w:unhideWhenUsed/>
     <w:pPr>
       <w:spacing w:after="100"/>
-      <w:ind w:left="480"/>
+      <w:ind w:left="560"/>
     </w:pPr>
   </w:style>
   <w:style w:type="paragraph" w:styleId="TOC4">
@@ -648,7 +858,7 @@
     <w:unhideWhenUsed/>
     <w:pPr>
       <w:spacing w:after="100"/>
-      <w:ind w:left="720"/>
+      <w:ind w:left="840"/>
     </w:pPr>
   </w:style>
   <w:style w:type="paragraph" w:styleId="TOC5">
@@ -660,7 +870,7 @@
     <w:unhideWhenUsed/>
     <w:pPr>
       <w:spacing w:after="100"/>
-      <w:ind w:left="960"/>
+      <w:ind w:left="1120"/>
     </w:pPr>
   </w:style>
   <w:style w:type="paragraph" w:styleId="TOC6">
@@ -672,23 +882,11 @@
     <w:unhideWhenUsed/>
     <w:pPr>
       <w:spacing w:after="100"/>
-      <w:ind w:left="1200"/>
+      <w:ind w:left="1400"/>
     </w:pPr>
   </w:style>
   <w:style w:type="paragraph" w:styleId="TOC7">
     <w:name w:val="toc 7"/>
-    <w:basedOn w:val="Normal"/>
-    <w:next w:val="Normal"/>
-    <w:uiPriority w:val="39"/>
-    <w:semiHidden/>
-    <w:unhideWhenUsed/>
-    <w:pPr>
-      <w:spacing w:after="100"/>
-      <w:ind w:left="1440"/>
-    </w:pPr>
-  </w:style>
-  <w:style w:type="paragraph" w:styleId="TOC8">
-    <w:name w:val="toc 8"/>
     <w:basedOn w:val="Normal"/>
     <w:next w:val="Normal"/>
     <w:uiPriority w:val="39"/>
@@ -699,6 +897,18 @@
       <w:ind w:left="1680"/>
     </w:pPr>
   </w:style>
+  <w:style w:type="paragraph" w:styleId="TOC8">
+    <w:name w:val="toc 8"/>
+    <w:basedOn w:val="Normal"/>
+    <w:next w:val="Normal"/>
+    <w:uiPriority w:val="39"/>
+    <w:semiHidden/>
+    <w:unhideWhenUsed/>
+    <w:pPr>
+      <w:spacing w:after="100"/>
+      <w:ind w:left="1960"/>
+    </w:pPr>
+  </w:style>
   <w:style w:type="paragraph" w:styleId="TOC9">
     <w:name w:val="toc 9"/>
     <w:basedOn w:val="Normal"/>
@@ -708,7 +918,7 @@
     <w:unhideWhenUsed/>
     <w:pPr>
       <w:spacing w:after="100"/>
-      <w:ind w:left="1920"/>
+      <w:ind w:left="2240"/>
     </w:pPr>
   </w:style>
   <w:style w:type="character" w:styleId="Hyperlink">
@@ -808,15 +1018,16 @@
     <w:next w:val="Normal"/>
     <w:qFormat/>
     <w:pPr>
-      <w:spacing w:after="200"/>
-      <w:jc w:val="center"/>
+      <w:spacing w:after="240" w:before="0"/>
+      <w:outlineLvl w:val="0"/>
     </w:pPr>
     <w:rPr>
       <w:rFonts w:ascii="Times New Roman" w:cs="Times New Roman" w:eastAsia="Times New Roman" w:hAnsi="Times New Roman"/>
       <w:b/>
       <w:bCs/>
-      <w:sz w:val="28"/>
-      <w:szCs w:val="28"/>
+      <w:color w:val="000000"/>
+      <w:sz w:val="30"/>
+      <w:szCs w:val="30"/>
     </w:rPr>
   </w:style>
   <w:style w:type="paragraph" w:styleId="Heading2">
@@ -824,12 +1035,17 @@
     <w:basedOn w:val="Normal"/>
     <w:next w:val="Normal"/>
     <w:qFormat/>
+    <w:pPr>
+      <w:spacing w:after="100" w:before="200"/>
+      <w:outlineLvl w:val="1"/>
+    </w:pPr>
     <w:rPr>
       <w:rFonts w:ascii="Times New Roman" w:cs="Times New Roman" w:eastAsia="Times New Roman" w:hAnsi="Times New Roman"/>
       <w:b/>
       <w:bCs/>
-      <w:sz w:val="26"/>
-      <w:szCs w:val="26"/>
+      <w:color w:val="000000"/>
+      <w:sz w:val="28"/>
+      <w:szCs w:val="28"/>
     </w:rPr>
   </w:style>
 </w:styles>
